--- a/Samples/Generated/Fiche-revision-demo.docx
+++ b/Samples/Generated/Fiche-revision-demo.docx
@@ -1,6 +1,6 @@
 
 <file path=word/document.xml><?xml version="1.0" encoding="utf-8"?>
-<w:document xmlns:w="http://schemas.openxmlformats.org/wordprocessingml/2006/main" xmlns:r="http://schemas.openxmlformats.org/officeDocument/2006/relationships">
+<w:document xmlns:w="http://schemas.openxmlformats.org/wordprocessingml/2006/main" xmlns:r="http://schemas.openxmlformats.org/officeDocument/2006/relationships" xmlns:wp="http://schemas.openxmlformats.org/drawingml/2006/wordprocessingDrawing" xmlns:a="http://schemas.openxmlformats.org/drawingml/2006/main" xmlns:pic="http://schemas.openxmlformats.org/drawingml/2006/picture">
   <w:body>
     <w:p>
       <w:pPr>
@@ -109,8 +109,57 @@
         <w:pStyle w:val="Heading1"/>
       </w:pPr>
       <w:r>
+        <w:t xml:space="preserve">Sommaire</w:t>
+      </w:r>
+    </w:p>
+    <w:p>
+      <w:pPr>
+        <w:pStyle w:val="TOC1"/>
+      </w:pPr>
+      <w:hyperlink w:anchor="section_1" w:history="1">
+        <w:r>
+          <w:rPr>
+            <w:rStyle w:val="Hyperlink"/>
+          </w:rPr>
+          <w:t>À retenir</w:t>
+        </w:r>
+      </w:hyperlink>
+    </w:p>
+    <w:p>
+      <w:pPr>
+        <w:pStyle w:val="TOC1"/>
+      </w:pPr>
+      <w:hyperlink w:anchor="section_2" w:history="1">
+        <w:r>
+          <w:rPr>
+            <w:rStyle w:val="Hyperlink"/>
+          </w:rPr>
+          <w:t>Questions flash</w:t>
+        </w:r>
+      </w:hyperlink>
+    </w:p>
+    <w:p>
+      <w:pPr>
+        <w:pStyle w:val="TOC1"/>
+      </w:pPr>
+      <w:hyperlink w:anchor="section_3" w:history="1">
+        <w:r>
+          <w:rPr>
+            <w:rStyle w:val="Hyperlink"/>
+          </w:rPr>
+          <w:t>Points à revoir</w:t>
+        </w:r>
+      </w:hyperlink>
+    </w:p>
+    <w:p>
+      <w:pPr>
+        <w:pStyle w:val="Heading1"/>
+      </w:pPr>
+      <w:bookmarkStart w:id="1" w:name="section_1"/>
+      <w:r>
         <w:t xml:space="preserve">À retenir</w:t>
       </w:r>
+      <w:bookmarkEnd w:id="1"/>
     </w:p>
     <w:p>
       <w:pPr>
@@ -152,9 +201,11 @@
       <w:pPr>
         <w:pStyle w:val="Heading1"/>
       </w:pPr>
+      <w:bookmarkStart w:id="2" w:name="section_2"/>
       <w:r>
         <w:t xml:space="preserve">Questions flash</w:t>
       </w:r>
+      <w:bookmarkEnd w:id="2"/>
     </w:p>
     <w:p>
       <w:pPr>
@@ -184,9 +235,11 @@
       <w:pPr>
         <w:pStyle w:val="Heading1"/>
       </w:pPr>
+      <w:bookmarkStart w:id="3" w:name="section_3"/>
       <w:r>
         <w:t xml:space="preserve">Points à revoir</w:t>
       </w:r>
+      <w:bookmarkEnd w:id="3"/>
     </w:p>
     <w:tbl>
       <w:tblPr>
@@ -198,8 +251,6 @@
           <w:left w:val="single" w:sz="18" w:color="7A5A00"/>
           <w:bottom w:val="single" w:sz="8" w:color="7A5A00"/>
           <w:right w:val="single" w:sz="8" w:color="7A5A00"/>
-          <w:insideH w:val="none"/>
-          <w:insideV w:val="none"/>
         </w:tblBorders>
         <w:tblCellMar>
           <w:top w:w="120" w:type="dxa"/>
@@ -212,27 +263,26 @@
         <w:gridCol w:w="9360"/>
       </w:tblGrid>
       <w:tr>
+        <w:trPr>
+          <w:tblHeader/>
+        </w:trPr>
         <w:tc>
           <w:tcPr>
             <w:tcW w:w="9360" w:type="dxa"/>
-            <w:shd w:val="clear" w:color="auto" w:fill="FFF8E1"/>
+            <w:shd w:val="clear" w:fill="FFF8E1"/>
           </w:tcPr>
           <w:p>
-            <w:pPr>
-              <w:spacing w:before="0" w:after="60"/>
-            </w:pPr>
-            <w:r>
-              <w:rPr>
-                <w:b/>
-                <w:color w:val="7A5A00"/>
-              </w:rPr>
-              <w:t>Terme à confirmer - Audio 17:14</w:t>
-            </w:r>
+            <w:hyperlink r:id="rId3">
+              <w:r>
+                <w:rPr>
+                  <w:b/>
+                  <w:color w:val="7A5A00"/>
+                </w:rPr>
+                <w:t>Terme à confirmer — Audio 17:14</w:t>
+              </w:r>
+            </w:hyperlink>
           </w:p>
           <w:p>
-            <w:pPr>
-              <w:spacing w:before="0" w:after="0" w:line="300" w:lineRule="auto"/>
-            </w:pPr>
             <w:r>
               <w:t xml:space="preserve">Réécouter le passage avant d'utiliser la fiche comme support de révision.</w:t>
             </w:r>
@@ -240,11 +290,7 @@
         </w:tc>
       </w:tr>
     </w:tbl>
-    <w:p>
-      <w:pPr>
-        <w:spacing w:before="0" w:after="80"/>
-      </w:pPr>
-    </w:p>
+    <w:p/>
     <w:tbl>
       <w:tblPr>
         <w:tblW w:w="9360" w:type="dxa"/>
@@ -255,8 +301,6 @@
           <w:left w:val="single" w:sz="18" w:color="1F3A5F"/>
           <w:bottom w:val="single" w:sz="8" w:color="1F3A5F"/>
           <w:right w:val="single" w:sz="8" w:color="1F3A5F"/>
-          <w:insideH w:val="none"/>
-          <w:insideV w:val="none"/>
         </w:tblBorders>
         <w:tblCellMar>
           <w:top w:w="120" w:type="dxa"/>
@@ -269,15 +313,15 @@
         <w:gridCol w:w="9360"/>
       </w:tblGrid>
       <w:tr>
+        <w:trPr>
+          <w:tblHeader/>
+        </w:trPr>
         <w:tc>
           <w:tcPr>
             <w:tcW w:w="9360" w:type="dxa"/>
-            <w:shd w:val="clear" w:color="auto" w:fill="F4F6F9"/>
+            <w:shd w:val="clear" w:fill="F4F6F9"/>
           </w:tcPr>
           <w:p>
-            <w:pPr>
-              <w:spacing w:before="0" w:after="60"/>
-            </w:pPr>
             <w:r>
               <w:rPr>
                 <w:b/>
@@ -287,9 +331,6 @@
             </w:r>
           </w:p>
           <w:p>
-            <w:pPr>
-              <w:spacing w:before="0" w:after="0" w:line="300" w:lineRule="auto"/>
-            </w:pPr>
             <w:r>
               <w:t xml:space="preserve">Comparer la fiche avec le cours complet, puis valider les éléments signalés avant export vers iCloud.</w:t>
             </w:r>
@@ -297,16 +338,12 @@
         </w:tc>
       </w:tr>
     </w:tbl>
-    <w:p>
-      <w:pPr>
-        <w:spacing w:before="0" w:after="80"/>
-      </w:pPr>
-    </w:p>
+    <w:p/>
     <w:sectPr>
       <w:headerReference w:type="default" r:id="rId1"/>
       <w:footerReference w:type="default" r:id="rId2"/>
-      <w:pgSz w:w="12240" w:h="15840"/>
-      <w:pgMar w:top="1440" w:right="1440" w:bottom="1440" w:left="1440" w:header="708" w:footer="708" w:gutter="0"/>
+      <w:pgSz w:w="11906" w:h="16838"/>
+      <w:pgMar w:top="1273" w:right="1273" w:bottom="1273" w:left="1273" w:header="708" w:footer="708" w:gutter="0"/>
       <w:cols w:space="708"/>
       <w:docGrid w:linePitch="360"/>
     </w:sectPr>
@@ -321,7 +358,7 @@
       <w:pStyle w:val="Footer"/>
     </w:pPr>
     <w:r>
-      <w:t xml:space="preserve">Scrib  ·  Page </w:t>
+      <w:t xml:space="preserve">Scrib · Page </w:t>
     </w:r>
     <w:fldSimple w:instr="PAGE">
       <w:r>
@@ -339,7 +376,7 @@
       <w:pStyle w:val="Header"/>
     </w:pPr>
     <w:r>
-      <w:t>SCRIB  ·  La cellule et les tissus</w:t>
+      <w:t>SCRIB · La cellule et les tissus</w:t>
     </w:r>
   </w:p>
 </w:hdr>
@@ -355,15 +392,8 @@
       <w:lvlText w:val="•"/>
       <w:lvlJc w:val="left"/>
       <w:pPr>
-        <w:tabs>
-          <w:tab w:val="num" w:pos="540"/>
-        </w:tabs>
-        <w:spacing w:after="80" w:line="300" w:lineRule="auto"/>
         <w:ind w:left="540" w:hanging="270"/>
       </w:pPr>
-      <w:rPr>
-        <w:rFonts w:ascii="Arial" w:hAnsi="Arial"/>
-      </w:rPr>
     </w:lvl>
   </w:abstractNum>
   <w:num w:numId="1">
@@ -377,9 +407,8 @@
   <w:docDefaults>
     <w:rPrDefault>
       <w:rPr>
-        <w:rFonts w:ascii="Calibri" w:hAnsi="Calibri" w:eastAsia="Calibri"/>
+        <w:rFonts w:ascii="Calibri" w:hAnsi="Calibri"/>
         <w:sz w:val="22"/>
-        <w:szCs w:val="22"/>
         <w:lang w:val="fr-FR"/>
       </w:rPr>
     </w:rPrDefault>
@@ -392,39 +421,29 @@
   <w:style w:type="paragraph" w:default="1" w:styleId="Normal">
     <w:name w:val="Normal"/>
     <w:qFormat/>
-    <w:pPr>
-      <w:spacing w:before="0" w:after="120" w:line="300" w:lineRule="auto"/>
-    </w:pPr>
-    <w:rPr>
-      <w:rFonts w:ascii="Calibri" w:hAnsi="Calibri"/>
-      <w:sz w:val="22"/>
+    <w:rPr>
       <w:color w:val="172033"/>
     </w:rPr>
   </w:style>
   <w:style w:type="paragraph" w:styleId="Title">
     <w:name w:val="Title"/>
     <w:basedOn w:val="Normal"/>
-    <w:next w:val="Subtitle"/>
     <w:qFormat/>
     <w:pPr>
       <w:keepNext/>
-      <w:spacing w:before="0" w:after="100"/>
-    </w:pPr>
-    <w:rPr>
-      <w:rFonts w:ascii="Calibri" w:hAnsi="Calibri"/>
+      <w:spacing w:after="100"/>
+    </w:pPr>
+    <w:rPr>
       <w:b/>
       <w:sz w:val="54"/>
-      <w:color w:val="172033"/>
     </w:rPr>
   </w:style>
   <w:style w:type="paragraph" w:styleId="Subtitle">
     <w:name w:val="Subtitle"/>
     <w:basedOn w:val="Normal"/>
-    <w:next w:val="Metadata"/>
-    <w:qFormat/>
     <w:pPr>
       <w:keepNext/>
-      <w:spacing w:before="0" w:after="240"/>
+      <w:spacing w:after="240"/>
     </w:pPr>
     <w:rPr>
       <w:sz w:val="26"/>
@@ -434,78 +453,39 @@
   <w:style w:type="paragraph" w:styleId="Kicker">
     <w:name w:val="Kicker"/>
     <w:basedOn w:val="Normal"/>
-    <w:next w:val="Title"/>
     <w:pPr>
       <w:keepNext/>
-      <w:spacing w:before="0" w:after="40"/>
+      <w:spacing w:after="40"/>
     </w:pPr>
     <w:rPr>
       <w:b/>
       <w:caps/>
       <w:sz w:val="19"/>
       <w:color w:val="355AF3"/>
-      <w:spacing w:val="24"/>
     </w:rPr>
   </w:style>
   <w:style w:type="paragraph" w:styleId="Heading1">
     <w:name w:val="heading 1"/>
     <w:basedOn w:val="Normal"/>
-    <w:next w:val="Normal"/>
     <w:qFormat/>
-    <w:uiPriority w:val="9"/>
     <w:pPr>
       <w:keepNext/>
       <w:keepLines/>
-      <w:pageBreakBefore w:val="0"/>
-      <w:spacing w:before="360" w:after="200"/>
+      <w:spacing w:before="300" w:after="160"/>
       <w:outlineLvl w:val="0"/>
     </w:pPr>
     <w:rPr>
       <w:b/>
       <w:sz w:val="32"/>
-      <w:color w:val="2E74B5"/>
-    </w:rPr>
-  </w:style>
-  <w:style w:type="paragraph" w:styleId="Heading2">
-    <w:name w:val="heading 2"/>
-    <w:basedOn w:val="Normal"/>
-    <w:next w:val="Normal"/>
-    <w:qFormat/>
-    <w:pPr>
-      <w:keepNext/>
-      <w:keepLines/>
-      <w:spacing w:before="280" w:after="140"/>
-      <w:outlineLvl w:val="1"/>
-    </w:pPr>
-    <w:rPr>
-      <w:b/>
-      <w:sz w:val="26"/>
-      <w:color w:val="2E74B5"/>
-    </w:rPr>
-  </w:style>
-  <w:style w:type="paragraph" w:styleId="Heading3">
-    <w:name w:val="heading 3"/>
-    <w:basedOn w:val="Normal"/>
-    <w:next w:val="Normal"/>
-    <w:qFormat/>
-    <w:pPr>
-      <w:keepNext/>
-      <w:keepLines/>
-      <w:spacing w:before="200" w:after="100"/>
-      <w:outlineLvl w:val="2"/>
-    </w:pPr>
-    <w:rPr>
-      <w:b/>
-      <w:sz w:val="24"/>
-      <w:color w:val="1F4D78"/>
+      <w:color w:val="2E5AAC"/>
     </w:rPr>
   </w:style>
   <w:style w:type="paragraph" w:styleId="ListBullet">
     <w:name w:val="List Bullet"/>
     <w:basedOn w:val="Normal"/>
     <w:pPr>
-      <w:spacing w:after="80" w:line="300" w:lineRule="auto"/>
       <w:ind w:left="540" w:hanging="270"/>
+      <w:spacing w:after="80"/>
     </w:pPr>
   </w:style>
   <w:style w:type="paragraph" w:styleId="Metadata">
@@ -513,7 +493,7 @@
     <w:basedOn w:val="Normal"/>
     <w:pPr>
       <w:keepNext/>
-      <w:spacing w:before="0" w:after="40"/>
+      <w:spacing w:after="40"/>
     </w:pPr>
     <w:rPr>
       <w:sz w:val="20"/>
@@ -524,7 +504,7 @@
     <w:name w:val="Disclaimer"/>
     <w:basedOn w:val="Normal"/>
     <w:pPr>
-      <w:spacing w:before="180" w:after="120"/>
+      <w:spacing w:before="180"/>
       <w:shd w:val="clear" w:fill="EEF2FF"/>
       <w:ind w:left="160" w:right="160"/>
     </w:pPr>
@@ -534,22 +514,49 @@
       <w:color w:val="3448A4"/>
     </w:rPr>
   </w:style>
+  <w:style w:type="paragraph" w:styleId="TOC1">
+    <w:name w:val="toc 1"/>
+    <w:basedOn w:val="Normal"/>
+    <w:pPr>
+      <w:ind w:left="240"/>
+      <w:spacing w:after="60"/>
+    </w:pPr>
+  </w:style>
   <w:style w:type="paragraph" w:styleId="Source">
     <w:name w:val="Source"/>
     <w:basedOn w:val="Normal"/>
-    <w:pPr>
-      <w:spacing w:before="80" w:after="80"/>
-    </w:pPr>
     <w:rPr>
       <w:sz w:val="20"/>
+    </w:rPr>
+  </w:style>
+  <w:style w:type="paragraph" w:styleId="TableCaption">
+    <w:name w:val="Table Caption"/>
+    <w:basedOn w:val="Normal"/>
+    <w:pPr>
+      <w:keepNext/>
+      <w:spacing w:before="120" w:after="80"/>
+    </w:pPr>
+    <w:rPr>
+      <w:b/>
+      <w:sz w:val="20"/>
+    </w:rPr>
+  </w:style>
+  <w:style w:type="paragraph" w:styleId="FigureCaption">
+    <w:name w:val="Figure Caption"/>
+    <w:basedOn w:val="Normal"/>
+    <w:pPr>
+      <w:jc w:val="center"/>
+      <w:spacing w:after="140"/>
+    </w:pPr>
+    <w:rPr>
+      <w:i/>
+      <w:sz w:val="19"/>
+      <w:color w:val="667085"/>
     </w:rPr>
   </w:style>
   <w:style w:type="paragraph" w:styleId="Header">
     <w:name w:val="header"/>
     <w:basedOn w:val="Normal"/>
-    <w:pPr>
-      <w:spacing w:before="0" w:after="0"/>
-    </w:pPr>
     <w:rPr>
       <w:sz w:val="17"/>
       <w:color w:val="98A2B3"/>
@@ -560,7 +567,6 @@
     <w:basedOn w:val="Normal"/>
     <w:pPr>
       <w:jc w:val="right"/>
-      <w:spacing w:before="0" w:after="0"/>
     </w:pPr>
     <w:rPr>
       <w:sz w:val="17"/>
@@ -569,7 +575,6 @@
   </w:style>
   <w:style w:type="character" w:styleId="Hyperlink">
     <w:name w:val="Hyperlink"/>
-    <w:unhideWhenUsed/>
     <w:rPr>
       <w:color w:val="355AF3"/>
       <w:u w:val="single"/>

--- a/Samples/Generated/Fiche-revision-demo.docx
+++ b/Samples/Generated/Fiche-revision-demo.docx
@@ -34,7 +34,7 @@
         <w:rPr>
           <w:b/>
         </w:rPr>
-        <w:t>Semestre : </w:t>
+        <w:t xml:space="preserve">Semestre : </w:t>
       </w:r>
       <w:r>
         <w:t>Semestre 1</w:t>
@@ -48,7 +48,7 @@
         <w:rPr>
           <w:b/>
         </w:rPr>
-        <w:t>UE : </w:t>
+        <w:t xml:space="preserve">UE : </w:t>
       </w:r>
       <w:r>
         <w:t>UE 2.1 - Biologie fondamentale</w:t>
@@ -62,7 +62,7 @@
         <w:rPr>
           <w:b/>
         </w:rPr>
-        <w:t>Cours : </w:t>
+        <w:t xml:space="preserve">Cours : </w:t>
       </w:r>
       <w:r>
         <w:t>La cellule et les tissus</w:t>
@@ -76,7 +76,7 @@
         <w:rPr>
           <w:b/>
         </w:rPr>
-        <w:t>Enseignant : </w:t>
+        <w:t xml:space="preserve">Enseignant : </w:t>
       </w:r>
       <w:r>
         <w:t>Dr Martin (exemple fictif)</w:t>
@@ -90,7 +90,7 @@
         <w:rPr>
           <w:b/>
         </w:rPr>
-        <w:t>Date : </w:t>
+        <w:t xml:space="preserve">Date : </w:t>
       </w:r>
       <w:r>
         <w:t>14/09/2026</w:t>
@@ -272,7 +272,7 @@
             <w:shd w:val="clear" w:fill="FFF8E1"/>
           </w:tcPr>
           <w:p>
-            <w:hyperlink r:id="rId3">
+            <w:hyperlink r:id="rId6">
               <w:r>
                 <w:rPr>
                   <w:b/>
@@ -290,7 +290,11 @@
         </w:tc>
       </w:tr>
     </w:tbl>
-    <w:p/>
+    <w:p>
+      <w:pPr>
+        <w:spacing w:before="0" w:after="80"/>
+      </w:pPr>
+    </w:p>
     <w:tbl>
       <w:tblPr>
         <w:tblW w:w="9360" w:type="dxa"/>
@@ -338,7 +342,6 @@
         </w:tc>
       </w:tr>
     </w:tbl>
-    <w:p/>
     <w:sectPr>
       <w:headerReference w:type="default" r:id="rId1"/>
       <w:footerReference w:type="default" r:id="rId2"/>
